--- a/reports/2026-10-16/YouTube_AI趨勢研究雷達_2026-10-16_完整報告.docx
+++ b/reports/2026-10-16/YouTube_AI趨勢研究雷達_2026-10-16_完整報告.docx
@@ -12,7 +12,7 @@
     </w:p>
     <w:p>
       <w:r>
-        <w:t>自動產出時間：2026-10-16T00:00:32.359113+00:00 | 資料來源：YouTube Research MCP | 近72h去重樣本：40</w:t>
+        <w:t>自動產出時間：2026-10-16T00:01:47.921642+00:00 | 資料來源：YouTube Research MCP | 近72h去重樣本：40</w:t>
       </w:r>
     </w:p>
     <w:p>
@@ -94,14 +94,14 @@
     </w:p>
     <w:p>
       <w:r>
-        <w:t>9. 美中AI戰演變成資金燒錢戰！習近平下注「AI取代房地產」拯救通縮？中國買不到高階晶片爆資金外流 巨頭現金流告急引發經濟危機｜94要賺錢｜94要賺錢｜11,080 views｜2026-10-13T11:00:10Z</w:t>
+        <w:t>9. 美中AI戰演變成資金燒錢戰！習近平下注「AI取代房地產」拯救通縮？中國買不到高階晶片爆資金外流 巨頭現金流告急引發經濟危機｜94要賺錢｜94要賺錢｜11,092 views｜2026-10-13T11:00:10Z</w:t>
         <w:br/>
         <w:t>https://www.youtube.com/watch?v=dola3Jj47ZI</w:t>
       </w:r>
     </w:p>
     <w:p>
       <w:r>
-        <w:t>10. AI 時代貧富差距越來越大，普通人靠什麼翻身？｜冏冏的文字與資本主義｜10,193 views｜2026-10-15T13:19:47Z</w:t>
+        <w:t>10. AI 時代貧富差距越來越大，普通人靠什麼翻身？｜冏冏的文字與資本主義｜10,233 views｜2026-10-15T13:19:47Z</w:t>
         <w:br/>
         <w:t>https://www.youtube.com/watch?v=DsIVG-u5jRE</w:t>
       </w:r>
